--- a/acredita_diligenciamiento_oficio_template.docx
+++ b/acredita_diligenciamiento_oficio_template.docx
@@ -59,7 +59,7 @@
           <w:color w:val="000000"/>
           <w:lang w:val="es-AR" w:eastAsia="es-AR"/>
         </w:rPr>
-        <w:t>Gustavo Federico Hisi Tº110 Fº492 del C.P.A.C.F CUIT N°23-32173290-9 IVA MONOTRIBUTO,abogado apoderado de la parte actora , con domicilio constituido en Uruguay 228 piso 1 depto “24” zona 093 mail: gfhisi@gmail.com Tel:4747-3956, ddo electrónico: 23321732909 ,en autos “23154/2020 COFRE, MARCOS ESTEBAN c/ GANDALF SRL s/DAÑOS YPERJUICIOS(ACC.TRAN. C/LES. O MUERTE)me presento y respetuosamente digo:</w:t>
+        <w:t>Gustavo Federico Hisi Tº110 Fº492 del C.P.A.C.F CUIT N°23-32173290-9 IVA MONOTRIBUTO,abogado apoderado de la parte actora , con domicilio constituido en Uruguay 228 piso 1 depto “24” zona 093 mail: gfhisi@gmail.com Tel:4747-3956, ddo electrónico: 23321732909 ,en autos “INSERTAR LOS DATOS EXTRAIDOS DE LA CEDULAme presento y respetuosamente digo:</w:t>
       </w:r>
     </w:p>
     <w:p>
